--- a/lib/engine-v2/national/templates-official/hazmat-temporary-use.docx
+++ b/lib/engine-v2/national/templates-official/hazmat-temporary-use.docx
@@ -293,7 +293,7 @@
                 <w:u w:val="single"/>
                 <w:lang w:eastAsia="zh-TW"/>
               </w:rPr>
-              <w:t xml:space="preserve">　　（電話　　　　）</w:t>
+              <w:t xml:space="preserve">　　（電話　{{submitterPhone}}）</w:t>
             </w:r>
           </w:p>
           <w:p>
@@ -328,7 +328,7 @@
                 <w:color w:val="000000"/>
                 <w:u w:val="single"/>
               </w:rPr>
-              <w:t>氏　名</w:t>
+              <w:t xml:space="preserve">氏　名　{{submitterName}}</w:t>
             </w:r>
             <w:r>
               <w:rPr>
@@ -405,6 +405,9 @@
                 <w:color w:val="000000"/>
               </w:rPr>
             </w:pPr>
+            <w:r>
+              <w:t xml:space="preserve">{{facilityLocation}}</w:t>
+            </w:r>
           </w:p>
         </w:tc>
       </w:tr>
@@ -464,6 +467,9 @@
                 <w:color w:val="000000"/>
               </w:rPr>
             </w:pPr>
+            <w:r>
+              <w:t xml:space="preserve">{{facilityKind}}</w:t>
+            </w:r>
           </w:p>
         </w:tc>
         <w:tc>
@@ -512,6 +518,9 @@
                 <w:color w:val="000000"/>
               </w:rPr>
             </w:pPr>
+            <w:r>
+              <w:t xml:space="preserve">{{facilityCategory}}</w:t>
+            </w:r>
           </w:p>
         </w:tc>
       </w:tr>
@@ -576,14 +585,14 @@
               <w:rPr>
                 <w:color w:val="000000"/>
               </w:rPr>
-              <w:t xml:space="preserve">               </w:t>
-            </w:r>
-            <w:r>
-              <w:rPr>
-                <w:rFonts w:hint="eastAsia"/>
-                <w:color w:val="000000"/>
-              </w:rPr>
-              <w:t>{{submitDate}}</w:t>
+              <w:t xml:space="preserve">{{changePermitApplicationDate}}</w:t>
+            </w:r>
+            <w:r>
+              <w:rPr>
+                <w:rFonts w:hint="eastAsia"/>
+                <w:color w:val="000000"/>
+              </w:rPr>
+              <w:t xml:space="preserve"/>
             </w:r>
           </w:p>
         </w:tc>
@@ -665,87 +674,87 @@
               <w:rPr>
                 <w:color w:val="000000"/>
               </w:rPr>
-              <w:t xml:space="preserve">               </w:t>
-            </w:r>
-            <w:r>
-              <w:rPr>
-                <w:rFonts w:hint="eastAsia"/>
-                <w:color w:val="000000"/>
-              </w:rPr>
-              <w:t>年</w:t>
-            </w:r>
-            <w:r>
-              <w:rPr>
-                <w:color w:val="000000"/>
-              </w:rPr>
-              <w:t xml:space="preserve">        </w:t>
-            </w:r>
-            <w:r>
-              <w:rPr>
-                <w:rFonts w:hint="eastAsia"/>
-                <w:color w:val="000000"/>
-              </w:rPr>
-              <w:t>月</w:t>
-            </w:r>
-            <w:r>
-              <w:rPr>
-                <w:color w:val="000000"/>
-              </w:rPr>
-              <w:t xml:space="preserve"> </w:t>
-            </w:r>
-            <w:r>
-              <w:rPr>
-                <w:rFonts w:hint="eastAsia"/>
-                <w:color w:val="000000"/>
-              </w:rPr>
-              <w:t xml:space="preserve">　</w:t>
-            </w:r>
-            <w:r>
-              <w:rPr>
-                <w:color w:val="000000"/>
-              </w:rPr>
-              <w:t xml:space="preserve">     </w:t>
-            </w:r>
-            <w:r>
-              <w:rPr>
-                <w:rFonts w:hint="eastAsia"/>
-                <w:color w:val="000000"/>
-              </w:rPr>
-              <w:t>日</w:t>
-            </w:r>
-          </w:p>
-          <w:p>
-            <w:pPr>
-              <w:spacing w:line="332" w:lineRule="atLeast"/>
-              <w:rPr>
-                <w:color w:val="000000"/>
-              </w:rPr>
-            </w:pPr>
-            <w:r>
-              <w:rPr>
-                <w:color w:val="000000"/>
-              </w:rPr>
-              <w:t xml:space="preserve">                  </w:t>
-            </w:r>
-            <w:r>
-              <w:rPr>
-                <w:rFonts w:hint="eastAsia"/>
-                <w:color w:val="000000"/>
-              </w:rPr>
-              <w:t>第</w:t>
-            </w:r>
-            <w:r>
-              <w:rPr>
-                <w:color w:val="000000"/>
-              </w:rPr>
-              <w:t xml:space="preserve">            </w:t>
-            </w:r>
-            <w:r>
-              <w:rPr>
-                <w:rFonts w:hint="eastAsia"/>
-                <w:color w:val="000000"/>
-              </w:rPr>
-              <w:t>号</w:t>
+              <w:t xml:space="preserve">{{changePermitInfo}}</w:t>
+            </w:r>
+            <w:r>
+              <w:rPr>
+                <w:rFonts w:hint="eastAsia"/>
+                <w:color w:val="000000"/>
+              </w:rPr>
+              <w:t xml:space="preserve"/>
+            </w:r>
+            <w:r>
+              <w:rPr>
+                <w:color w:val="000000"/>
+              </w:rPr>
+              <w:t xml:space="preserve"/>
+            </w:r>
+            <w:r>
+              <w:rPr>
+                <w:rFonts w:hint="eastAsia"/>
+                <w:color w:val="000000"/>
+              </w:rPr>
+              <w:t xml:space="preserve"/>
+            </w:r>
+            <w:r>
+              <w:rPr>
+                <w:color w:val="000000"/>
+              </w:rPr>
+              <w:t xml:space="preserve"/>
+            </w:r>
+            <w:r>
+              <w:rPr>
+                <w:rFonts w:hint="eastAsia"/>
+                <w:color w:val="000000"/>
+              </w:rPr>
+              <w:t xml:space="preserve"/>
+            </w:r>
+            <w:r>
+              <w:rPr>
+                <w:color w:val="000000"/>
+              </w:rPr>
+              <w:t xml:space="preserve"/>
+            </w:r>
+            <w:r>
+              <w:rPr>
+                <w:rFonts w:hint="eastAsia"/>
+                <w:color w:val="000000"/>
+              </w:rPr>
+              <w:t xml:space="preserve"/>
+            </w:r>
+          </w:p>
+          <w:p>
+            <w:pPr>
+              <w:spacing w:line="332" w:lineRule="atLeast"/>
+              <w:rPr>
+                <w:color w:val="000000"/>
+              </w:rPr>
+            </w:pPr>
+            <w:r>
+              <w:rPr>
+                <w:color w:val="000000"/>
+              </w:rPr>
+              <w:t xml:space="preserve"/>
+            </w:r>
+            <w:r>
+              <w:rPr>
+                <w:rFonts w:hint="eastAsia"/>
+                <w:color w:val="000000"/>
+              </w:rPr>
+              <w:t xml:space="preserve"/>
+            </w:r>
+            <w:r>
+              <w:rPr>
+                <w:color w:val="000000"/>
+              </w:rPr>
+              <w:t xml:space="preserve"/>
+            </w:r>
+            <w:r>
+              <w:rPr>
+                <w:rFonts w:hint="eastAsia"/>
+                <w:color w:val="000000"/>
+              </w:rPr>
+              <w:t xml:space="preserve"/>
             </w:r>
           </w:p>
         </w:tc>
@@ -827,14 +836,14 @@
               <w:rPr>
                 <w:color w:val="000000"/>
               </w:rPr>
-              <w:t xml:space="preserve">           </w:t>
-            </w:r>
-            <w:r>
-              <w:rPr>
-                <w:rFonts w:hint="eastAsia"/>
-                <w:color w:val="000000"/>
-              </w:rPr>
-              <w:t>別添図面のとおり</w:t>
+              <w:t xml:space="preserve">{{temporaryUseScope}}</w:t>
+            </w:r>
+            <w:r>
+              <w:rPr>
+                <w:rFonts w:hint="eastAsia"/>
+                <w:color w:val="000000"/>
+              </w:rPr>
+              <w:t xml:space="preserve"/>
             </w:r>
           </w:p>
         </w:tc>

--- a/lib/engine-v2/national/templates-official/hazmat-temporary-use.docx
+++ b/lib/engine-v2/national/templates-official/hazmat-temporary-use.docx
@@ -183,37 +183,7 @@
                 <w:color w:val="000000"/>
                 <w:lang w:eastAsia="zh-TW"/>
               </w:rPr>
-              <w:t>年</w:t>
-            </w:r>
-            <w:r>
-              <w:rPr>
-                <w:color w:val="000000"/>
-                <w:lang w:eastAsia="zh-TW"/>
-              </w:rPr>
-              <w:t xml:space="preserve">     </w:t>
-            </w:r>
-            <w:r>
-              <w:rPr>
-                <w:rFonts w:hint="eastAsia"/>
-                <w:color w:val="000000"/>
-                <w:lang w:eastAsia="zh-TW"/>
-              </w:rPr>
-              <w:t>月</w:t>
-            </w:r>
-            <w:r>
-              <w:rPr>
-                <w:color w:val="000000"/>
-                <w:lang w:eastAsia="zh-TW"/>
-              </w:rPr>
-              <w:t xml:space="preserve">     </w:t>
-            </w:r>
-            <w:r>
-              <w:rPr>
-                <w:rFonts w:hint="eastAsia"/>
-                <w:color w:val="000000"/>
-                <w:lang w:eastAsia="zh-TW"/>
-              </w:rPr>
-              <w:t>日</w:t>
+              <w:t xml:space="preserve">{{submitDate}}</w:t>
             </w:r>
           </w:p>
           <w:p>
@@ -1052,6 +1022,9 @@
                 <w:color w:val="000000"/>
               </w:rPr>
             </w:pPr>
+            <w:r>
+              <w:t xml:space="preserve">{{officialUseReceipt}}</w:t>
+            </w:r>
           </w:p>
         </w:tc>
         <w:tc>
@@ -1093,38 +1066,38 @@
                 <w:rFonts w:hint="eastAsia"/>
                 <w:color w:val="000000"/>
               </w:rPr>
-              <w:t>承認年月日</w:t>
-            </w:r>
-          </w:p>
-          <w:p>
-            <w:pPr>
-              <w:spacing w:line="332" w:lineRule="atLeast"/>
-              <w:rPr>
-                <w:color w:val="000000"/>
-              </w:rPr>
-            </w:pPr>
-          </w:p>
-          <w:p>
-            <w:pPr>
-              <w:spacing w:line="332" w:lineRule="atLeast"/>
-              <w:rPr>
-                <w:color w:val="000000"/>
-              </w:rPr>
-            </w:pPr>
-          </w:p>
-          <w:p>
-            <w:pPr>
-              <w:spacing w:line="332" w:lineRule="atLeast"/>
-              <w:rPr>
-                <w:color w:val="000000"/>
-              </w:rPr>
-            </w:pPr>
-            <w:r>
-              <w:rPr>
-                <w:rFonts w:hint="eastAsia"/>
-                <w:color w:val="000000"/>
-              </w:rPr>
-              <w:t>承認番号</w:t>
+              <w:t xml:space="preserve">{{officialApprovalDateAndNumber}}</w:t>
+            </w:r>
+          </w:p>
+          <w:p>
+            <w:pPr>
+              <w:spacing w:line="332" w:lineRule="atLeast"/>
+              <w:rPr>
+                <w:color w:val="000000"/>
+              </w:rPr>
+            </w:pPr>
+          </w:p>
+          <w:p>
+            <w:pPr>
+              <w:spacing w:line="332" w:lineRule="atLeast"/>
+              <w:rPr>
+                <w:color w:val="000000"/>
+              </w:rPr>
+            </w:pPr>
+          </w:p>
+          <w:p>
+            <w:pPr>
+              <w:spacing w:line="332" w:lineRule="atLeast"/>
+              <w:rPr>
+                <w:color w:val="000000"/>
+              </w:rPr>
+            </w:pPr>
+            <w:r>
+              <w:rPr>
+                <w:rFonts w:hint="eastAsia"/>
+                <w:color w:val="000000"/>
+              </w:rPr>
+              <w:t xml:space="preserve"/>
             </w:r>
           </w:p>
           <w:p>
@@ -1162,6 +1135,9 @@
                 <w:color w:val="000000"/>
               </w:rPr>
             </w:pPr>
+            <w:r>
+              <w:t xml:space="preserve">{{officialUseFee}}</w:t>
+            </w:r>
           </w:p>
         </w:tc>
       </w:tr>

--- a/lib/engine-v2/national/templates-official/hazmat-temporary-use.docx
+++ b/lib/engine-v2/national/templates-official/hazmat-temporary-use.docx
@@ -246,24 +246,7 @@
                 <w:u w:val="single"/>
                 <w:lang w:eastAsia="zh-TW"/>
               </w:rPr>
-              <w:t>住　所</w:t>
-            </w:r>
-            <w:r>
-              <w:rPr>
-                <w:color w:val="000000"/>
-                <w:u w:val="single"/>
-                <w:lang w:eastAsia="zh-TW"/>
-              </w:rPr>
-              <w:t xml:space="preserve">        </w:t>
-            </w:r>
-            <w:r>
-              <w:rPr>
-                <w:rFonts w:hint="eastAsia"/>
-                <w:color w:val="000000"/>
-                <w:u w:val="single"/>
-                <w:lang w:eastAsia="zh-TW"/>
-              </w:rPr>
-              <w:t xml:space="preserve">　　（電話　{{submitterPhone}}）</w:t>
+              <w:t xml:space="preserve">住　所　{{submitterAddress}}　（電話　{{submitterPhone}}）</w:t>
             </w:r>
           </w:p>
           <w:p>

--- a/lib/engine-v2/national/templates-official/hazmat-temporary-use.docx
+++ b/lib/engine-v2/national/templates-official/hazmat-temporary-use.docx
@@ -175,7 +175,7 @@
                 <w:color w:val="000000"/>
                 <w:lang w:eastAsia="zh-TW"/>
               </w:rPr>
-              <w:t xml:space="preserve">                                       </w:t>
+              <w:t xml:space="preserve"> </w:t>
             </w:r>
             <w:r>
               <w:rPr>
@@ -214,7 +214,7 @@
               <w:rPr>
                 <w:color w:val="000000"/>
               </w:rPr>
-              <w:t xml:space="preserve">                            </w:t>
+              <w:t xml:space="preserve"> </w:t>
             </w:r>
             <w:r>
               <w:rPr>
@@ -237,7 +237,7 @@
               <w:rPr>
                 <w:color w:val="000000"/>
               </w:rPr>
-              <w:t xml:space="preserve">                              </w:t>
+              <w:t xml:space="preserve"> </w:t>
             </w:r>
             <w:r>
               <w:rPr>
@@ -273,7 +273,7 @@
                 <w:color w:val="000000"/>
                 <w:lang w:eastAsia="zh-TW"/>
               </w:rPr>
-              <w:t xml:space="preserve">                              </w:t>
+              <w:t xml:space="preserve"> </w:t>
             </w:r>
             <w:r>
               <w:rPr>
@@ -288,7 +288,7 @@
                 <w:color w:val="000000"/>
                 <w:u w:val="single"/>
               </w:rPr>
-              <w:t xml:space="preserve">                         </w:t>
+              <w:t xml:space="preserve"> </w:t>
             </w:r>
             <w:r>
               <w:rPr>

--- a/lib/engine-v2/national/templates-official/hazmat-temporary-use.docx
+++ b/lib/engine-v2/national/templates-official/hazmat-temporary-use.docx
@@ -169,6 +169,7 @@
                 <w:color w:val="000000"/>
                 <w:lang w:eastAsia="zh-TW"/>
               </w:rPr>
+              <w:jc w:val="right"/>
             </w:pPr>
             <w:r>
               <w:rPr>
@@ -194,6 +195,7 @@
                 <w:rFonts w:hint="eastAsia"/>
                 <w:color w:val="000000"/>
               </w:rPr>
+              <w:jc w:val="right"/>
             </w:pPr>
             <w:r>
               <w:rPr>
@@ -209,6 +211,7 @@
               <w:rPr>
                 <w:color w:val="000000"/>
               </w:rPr>
+              <w:jc w:val="right"/>
             </w:pPr>
             <w:r>
               <w:rPr>
@@ -232,6 +235,7 @@
                 <w:u w:val="single"/>
                 <w:lang w:eastAsia="zh-TW"/>
               </w:rPr>
+              <w:jc w:val="right"/>
             </w:pPr>
             <w:r>
               <w:rPr>
@@ -257,6 +261,7 @@
                 <w:u w:val="single"/>
                 <w:lang w:eastAsia="zh-TW"/>
               </w:rPr>
+              <w:jc w:val="right"/>
             </w:pPr>
           </w:p>
           <w:p>
@@ -267,6 +272,7 @@
                 <w:color w:val="000000"/>
                 <w:u w:val="single"/>
               </w:rPr>
+              <w:jc w:val="right"/>
             </w:pPr>
             <w:r>
               <w:rPr>
